--- a/docs/03-planeacion/3. ES (OPM2-15.P.TPL.v3.0.1).Plan_de_Gestion_de_Calidad.(GASTRO-SIM).(18-10-2026).(v1.0).docx
+++ b/docs/03-planeacion/3. ES (OPM2-15.P.TPL.v3.0.1).Plan_de_Gestion_de_Calidad.(GASTRO-SIM).(18-10-2026).(v1.0).docx
@@ -241,7 +241,7 @@
           <w:rPr>
             <w:rFonts w:asciiTheme="minorHAnsi" w:eastAsia="PMingLiU" w:hAnsiTheme="minorHAnsi" w:cstheme="minorHAnsi"/>
             <w:b/>
-            <w:color w:val="984806"/>
+            <w:color w:val="000000"/>
             <w:sz w:val="40"/>
             <w:szCs w:val="40"/>
             <w:lang w:val="es-ES"/>
@@ -278,7 +278,7 @@
         <w:rPr>
           <w:rFonts w:ascii="Calibri" w:hAnsi="Calibri"/>
           <w:b/>
-          <w:color w:val="E36C0A" w:themeColor="accent6" w:themeShade="BF"/>
+          <w:color w:val="000000"/>
           <w:sz w:val="40"/>
           <w:lang w:val="es-ES"/>
         </w:rPr>
@@ -309,7 +309,7 @@
           <w:rPr>
             <w:rFonts w:asciiTheme="minorHAnsi" w:eastAsia="Calibri" w:hAnsiTheme="minorHAnsi" w:cstheme="minorHAnsi"/>
             <w:bCs/>
-            <w:color w:val="984806" w:themeColor="accent6" w:themeShade="80"/>
+            <w:color w:val="000000"/>
             <w:lang w:val="es-ES"/>
           </w:rPr>
           <w:alias w:val="Date"/>
@@ -331,7 +331,7 @@
             <w:rPr>
               <w:rFonts w:asciiTheme="minorHAnsi" w:eastAsia="Calibri" w:hAnsiTheme="minorHAnsi" w:cstheme="minorHAnsi"/>
               <w:bCs/>
-              <w:color w:val="984806" w:themeColor="accent6" w:themeShade="80"/>
+              <w:color w:val="000000"/>
               <w:lang w:val="es-ES"/>
             </w:rPr>
             <w:t>18/10/2026</w:t>
@@ -369,7 +369,7 @@
         <w:sdtPr>
           <w:rPr>
             <w:rFonts w:asciiTheme="minorHAnsi" w:eastAsia="PMingLiU" w:hAnsiTheme="minorHAnsi" w:cstheme="minorHAnsi"/>
-            <w:color w:val="984806" w:themeColor="accent6" w:themeShade="80"/>
+            <w:color w:val="000000"/>
             <w:lang w:val="es-ES"/>
           </w:rPr>
           <w:alias w:val="Version"/>
@@ -384,7 +384,7 @@
           <w:r>
             <w:rPr>
               <w:rFonts w:asciiTheme="minorHAnsi" w:eastAsia="PMingLiU" w:hAnsiTheme="minorHAnsi" w:cstheme="minorHAnsi"/>
-              <w:color w:val="984806" w:themeColor="accent6" w:themeShade="80"/>
+              <w:color w:val="000000"/>
               <w:lang w:val="es-ES"/>
             </w:rPr>
             <w:t>v1.0</w:t>
@@ -394,7 +394,7 @@
       <w:r>
         <w:rPr>
           <w:rFonts w:asciiTheme="minorHAnsi" w:hAnsiTheme="minorHAnsi" w:cstheme="minorHAnsi"/>
-          <w:color w:val="984806" w:themeColor="accent6" w:themeShade="80"/>
+          <w:color w:val="000000"/>
           <w:lang w:val="es-ES"/>
         </w:rPr>
         <w:t xml:space="preserve"> </w:t>
@@ -533,7 +533,7 @@
         <w:rPr>
           <w:rFonts w:ascii="Calibri" w:hAnsi="Calibri"/>
           <w:i/>
-          <w:color w:val="808080" w:themeColor="background1" w:themeShade="80"/>
+          <w:color w:val="000000"/>
           <w:sz w:val="20"/>
           <w:lang w:val="es-ES"/>
         </w:rPr>
@@ -545,7 +545,7 @@
         <w:rPr>
           <w:rFonts w:ascii="Calibri" w:hAnsi="Calibri"/>
           <w:i/>
-          <w:color w:val="808080" w:themeColor="background1" w:themeShade="80"/>
+          <w:color w:val="000000"/>
           <w:sz w:val="20"/>
           <w:lang w:val="es-ES"/>
         </w:rPr>
@@ -557,7 +557,7 @@
         <w:rPr>
           <w:rFonts w:asciiTheme="minorHAnsi" w:hAnsiTheme="minorHAnsi"/>
           <w:i/>
-          <w:color w:val="808080" w:themeColor="background1" w:themeShade="80"/>
+          <w:color w:val="000000"/>
           <w:sz w:val="20"/>
           <w:lang w:val="es-ES"/>
         </w:rPr>
@@ -566,7 +566,7 @@
         <w:rPr>
           <w:rFonts w:asciiTheme="minorHAnsi" w:hAnsiTheme="minorHAnsi"/>
           <w:i/>
-          <w:color w:val="808080" w:themeColor="background1" w:themeShade="80"/>
+          <w:color w:val="000000"/>
           <w:sz w:val="20"/>
           <w:lang w:val="es-ES"/>
         </w:rPr>
@@ -579,7 +579,7 @@
         <w:rPr>
           <w:rFonts w:asciiTheme="minorHAnsi" w:hAnsiTheme="minorHAnsi"/>
           <w:i/>
-          <w:color w:val="808080" w:themeColor="background1" w:themeShade="80"/>
+          <w:color w:val="000000"/>
           <w:sz w:val="20"/>
           <w:lang w:val="es-ES"/>
         </w:rPr>
@@ -588,7 +588,7 @@
         <w:rPr>
           <w:rFonts w:asciiTheme="minorHAnsi" w:hAnsiTheme="minorHAnsi"/>
           <w:i/>
-          <w:color w:val="808080" w:themeColor="background1" w:themeShade="80"/>
+          <w:color w:val="000000"/>
           <w:sz w:val="20"/>
           <w:lang w:val="es-ES"/>
         </w:rPr>
@@ -598,7 +598,7 @@
         <w:rPr>
           <w:rFonts w:asciiTheme="minorHAnsi" w:hAnsiTheme="minorHAnsi"/>
           <w:i/>
-          <w:color w:val="808080" w:themeColor="background1" w:themeShade="80"/>
+          <w:color w:val="000000"/>
           <w:sz w:val="20"/>
           <w:lang w:val="es-ES"/>
         </w:rPr>
@@ -608,7 +608,7 @@
         <w:rPr>
           <w:rFonts w:asciiTheme="minorHAnsi" w:hAnsiTheme="minorHAnsi"/>
           <w:i/>
-          <w:color w:val="808080" w:themeColor="background1" w:themeShade="80"/>
+          <w:color w:val="000000"/>
           <w:sz w:val="20"/>
           <w:lang w:val="es-ES"/>
         </w:rPr>
@@ -621,7 +621,7 @@
         <w:rPr>
           <w:rFonts w:asciiTheme="minorHAnsi" w:hAnsiTheme="minorHAnsi"/>
           <w:i/>
-          <w:color w:val="0000FF"/>
+          <w:color w:val="000000"/>
           <w:sz w:val="20"/>
           <w:u w:val="single"/>
           <w:lang w:val="es-ES"/>
@@ -990,7 +990,7 @@
           <w:sdtPr>
             <w:rPr>
               <w:rFonts w:asciiTheme="minorHAnsi" w:hAnsiTheme="minorHAnsi" w:cstheme="minorHAnsi"/>
-              <w:color w:val="984806" w:themeColor="accent6" w:themeShade="80"/>
+              <w:color w:val="000000"/>
               <w:sz w:val="20"/>
               <w:lang w:val="es-ES"/>
             </w:rPr>
@@ -1015,7 +1015,7 @@
                   <w:jc w:val="left"/>
                   <w:rPr>
                     <w:rFonts w:asciiTheme="minorHAnsi" w:eastAsia="PMingLiU" w:hAnsiTheme="minorHAnsi" w:cstheme="minorHAnsi"/>
-                    <w:color w:val="984806" w:themeColor="accent6" w:themeShade="80"/>
+                    <w:color w:val="000000"/>
                     <w:sz w:val="20"/>
                     <w:lang w:val="es-ES"/>
                   </w:rPr>
@@ -1023,7 +1023,7 @@
                 <w:r>
                   <w:rPr>
                     <w:rFonts w:asciiTheme="minorHAnsi" w:hAnsiTheme="minorHAnsi" w:cstheme="minorHAnsi"/>
-                    <w:color w:val="984806" w:themeColor="accent6" w:themeShade="80"/>
+                    <w:color w:val="000000"/>
                     <w:sz w:val="20"/>
                     <w:lang w:val="es-ES"/>
                   </w:rPr>
@@ -1073,7 +1073,7 @@
               <w:jc w:val="left"/>
               <w:rPr>
                 <w:rFonts w:asciiTheme="minorHAnsi" w:eastAsia="PMingLiU" w:hAnsiTheme="minorHAnsi" w:cstheme="minorHAnsi"/>
-                <w:color w:val="984806" w:themeColor="accent6" w:themeShade="80"/>
+                <w:color w:val="000000"/>
                 <w:sz w:val="20"/>
                 <w:lang w:val="es-ES"/>
               </w:rPr>
@@ -1137,7 +1137,7 @@
               <w:jc w:val="left"/>
               <w:rPr>
                 <w:rFonts w:asciiTheme="minorHAnsi" w:eastAsia="PMingLiU" w:hAnsiTheme="minorHAnsi" w:cstheme="minorHAnsi"/>
-                <w:color w:val="984806" w:themeColor="accent6" w:themeShade="80"/>
+                <w:color w:val="000000"/>
                 <w:sz w:val="20"/>
                 <w:lang w:val="es-ES"/>
               </w:rPr>
@@ -1206,7 +1206,7 @@
               <w:jc w:val="left"/>
               <w:rPr>
                 <w:rFonts w:asciiTheme="minorHAnsi" w:eastAsia="PMingLiU" w:hAnsiTheme="minorHAnsi" w:cstheme="minorHAnsi"/>
-                <w:color w:val="984806" w:themeColor="accent6" w:themeShade="80"/>
+                <w:color w:val="000000"/>
                 <w:sz w:val="20"/>
                 <w:lang w:val="es-ES"/>
               </w:rPr>
@@ -1253,7 +1253,7 @@
           <w:sdtPr>
             <w:rPr>
               <w:rFonts w:asciiTheme="minorHAnsi" w:eastAsia="PMingLiU" w:hAnsiTheme="minorHAnsi" w:cstheme="minorHAnsi"/>
-              <w:color w:val="984806" w:themeColor="accent6" w:themeShade="80"/>
+              <w:color w:val="000000"/>
               <w:sz w:val="20"/>
               <w:lang w:val="es-ES"/>
             </w:rPr>
@@ -1278,7 +1278,7 @@
                   <w:jc w:val="left"/>
                   <w:rPr>
                     <w:rFonts w:asciiTheme="minorHAnsi" w:eastAsia="PMingLiU" w:hAnsiTheme="minorHAnsi" w:cstheme="minorHAnsi"/>
-                    <w:color w:val="984806" w:themeColor="accent6" w:themeShade="80"/>
+                    <w:color w:val="000000"/>
                     <w:sz w:val="20"/>
                     <w:lang w:val="es-ES"/>
                   </w:rPr>
@@ -1286,7 +1286,7 @@
                 <w:r>
                   <w:rPr>
                     <w:rFonts w:asciiTheme="minorHAnsi" w:eastAsia="PMingLiU" w:hAnsiTheme="minorHAnsi" w:cstheme="minorHAnsi"/>
-                    <w:color w:val="984806" w:themeColor="accent6" w:themeShade="80"/>
+                    <w:color w:val="000000"/>
                     <w:sz w:val="20"/>
                     <w:lang w:val="es-ES"/>
                   </w:rPr>
@@ -1349,7 +1349,7 @@
               <w:rPr>
                 <w:rFonts w:asciiTheme="minorHAnsi" w:eastAsia="PMingLiU" w:hAnsiTheme="minorHAnsi" w:cstheme="minorHAnsi"/>
                 <w:bCs/>
-                <w:color w:val="984806" w:themeColor="accent6" w:themeShade="80"/>
+                <w:color w:val="000000"/>
                 <w:sz w:val="20"/>
                 <w:lang w:val="es-ES"/>
               </w:rPr>
@@ -1359,7 +1359,7 @@
                 <w:rPr>
                   <w:rFonts w:asciiTheme="minorHAnsi" w:hAnsiTheme="minorHAnsi" w:cstheme="minorHAnsi"/>
                   <w:bCs/>
-                  <w:color w:val="984806" w:themeColor="accent6" w:themeShade="80"/>
+                  <w:color w:val="000000"/>
                   <w:sz w:val="20"/>
                   <w:lang w:val="es-ES"/>
                 </w:rPr>
@@ -1376,7 +1376,7 @@
                   <w:rPr>
                     <w:rFonts w:asciiTheme="minorHAnsi" w:hAnsiTheme="minorHAnsi" w:cstheme="minorHAnsi"/>
                     <w:bCs/>
-                    <w:color w:val="984806" w:themeColor="accent6" w:themeShade="80"/>
+                    <w:color w:val="000000"/>
                     <w:sz w:val="20"/>
                     <w:lang w:val="es-ES"/>
                   </w:rPr>
@@ -1429,7 +1429,7 @@
               <w:rPr>
                 <w:rFonts w:asciiTheme="minorHAnsi" w:eastAsia="PMingLiU" w:hAnsiTheme="minorHAnsi" w:cstheme="minorHAnsi"/>
                 <w:bCs/>
-                <w:color w:val="984806" w:themeColor="accent6" w:themeShade="80"/>
+                <w:color w:val="000000"/>
                 <w:sz w:val="20"/>
                 <w:lang w:val="es-ES"/>
               </w:rPr>
@@ -1438,7 +1438,7 @@
               <w:sdtPr>
                 <w:rPr>
                   <w:rFonts w:asciiTheme="minorHAnsi" w:eastAsia="PMingLiU" w:hAnsiTheme="minorHAnsi" w:cstheme="minorHAnsi"/>
-                  <w:color w:val="984806" w:themeColor="accent6" w:themeShade="80"/>
+                  <w:color w:val="000000"/>
                   <w:sz w:val="20"/>
                   <w:lang w:val="es-ES"/>
                 </w:rPr>
@@ -1460,7 +1460,7 @@
                 <w:r>
                   <w:rPr>
                     <w:rFonts w:asciiTheme="minorHAnsi" w:eastAsia="PMingLiU" w:hAnsiTheme="minorHAnsi" w:cstheme="minorHAnsi"/>
-                    <w:color w:val="984806" w:themeColor="accent6" w:themeShade="80"/>
+                    <w:color w:val="000000"/>
                     <w:sz w:val="20"/>
                     <w:lang w:val="es-ES"/>
                   </w:rPr>
@@ -1719,7 +1719,7 @@
               <w:jc w:val="left"/>
               <w:rPr>
                 <w:rFonts w:asciiTheme="minorHAnsi" w:eastAsia="PMingLiU" w:hAnsiTheme="minorHAnsi" w:cstheme="minorHAnsi"/>
-                <w:color w:val="000000" w:themeColor="text1"/>
+                <w:color w:val="000000"/>
                 <w:sz w:val="20"/>
                 <w:szCs w:val="22"/>
                 <w:lang w:val="es-ES"/>
@@ -1743,7 +1743,7 @@
               <w:jc w:val="left"/>
               <w:rPr>
                 <w:rFonts w:asciiTheme="minorHAnsi" w:eastAsia="PMingLiU" w:hAnsiTheme="minorHAnsi" w:cstheme="minorHAnsi"/>
-                <w:color w:val="000000" w:themeColor="text1"/>
+                <w:color w:val="000000"/>
                 <w:sz w:val="20"/>
                 <w:szCs w:val="22"/>
                 <w:lang w:val="es-ES"/>
@@ -1776,7 +1776,7 @@
               <w:rPr>
                 <w:rFonts w:asciiTheme="minorHAnsi" w:eastAsia="Calibri" w:hAnsiTheme="minorHAnsi" w:cstheme="minorHAnsi"/>
                 <w:i/>
-                <w:color w:val="808080"/>
+                <w:color w:val="000000"/>
                 <w:sz w:val="20"/>
                 <w:szCs w:val="22"/>
                 <w:lang w:val="es-ES"/>
@@ -1802,7 +1802,7 @@
               <w:jc w:val="left"/>
               <w:rPr>
                 <w:rFonts w:asciiTheme="minorHAnsi" w:eastAsia="Calibri" w:hAnsiTheme="minorHAnsi" w:cstheme="minorHAnsi"/>
-                <w:color w:val="000000" w:themeColor="text1"/>
+                <w:color w:val="000000"/>
                 <w:sz w:val="20"/>
                 <w:szCs w:val="22"/>
                 <w:lang w:val="es-ES"/>
@@ -1822,7 +1822,7 @@
               <w:jc w:val="left"/>
               <w:rPr>
                 <w:rFonts w:asciiTheme="minorHAnsi" w:eastAsia="PMingLiU" w:hAnsiTheme="minorHAnsi" w:cstheme="minorHAnsi"/>
-                <w:color w:val="000000" w:themeColor="text1"/>
+                <w:color w:val="000000"/>
                 <w:sz w:val="20"/>
                 <w:szCs w:val="22"/>
                 <w:lang w:val="es-ES"/>
@@ -1846,7 +1846,7 @@
               <w:jc w:val="left"/>
               <w:rPr>
                 <w:rFonts w:asciiTheme="minorHAnsi" w:eastAsia="PMingLiU" w:hAnsiTheme="minorHAnsi" w:cstheme="minorHAnsi"/>
-                <w:color w:val="000000" w:themeColor="text1"/>
+                <w:color w:val="000000"/>
                 <w:sz w:val="20"/>
                 <w:szCs w:val="22"/>
                 <w:lang w:val="es-ES"/>
@@ -1870,7 +1870,7 @@
               <w:jc w:val="left"/>
               <w:rPr>
                 <w:rFonts w:asciiTheme="minorHAnsi" w:eastAsia="Calibri" w:hAnsiTheme="minorHAnsi" w:cstheme="minorHAnsi"/>
-                <w:color w:val="000000" w:themeColor="text1"/>
+                <w:color w:val="000000"/>
                 <w:sz w:val="20"/>
                 <w:szCs w:val="22"/>
                 <w:lang w:val="es-ES"/>
@@ -1896,7 +1896,7 @@
               <w:jc w:val="left"/>
               <w:rPr>
                 <w:rFonts w:asciiTheme="minorHAnsi" w:eastAsia="Calibri" w:hAnsiTheme="minorHAnsi" w:cstheme="minorHAnsi"/>
-                <w:color w:val="000000" w:themeColor="text1"/>
+                <w:color w:val="000000"/>
                 <w:sz w:val="20"/>
                 <w:szCs w:val="22"/>
                 <w:lang w:val="es-ES"/>
@@ -1922,7 +1922,7 @@
               <w:jc w:val="left"/>
               <w:rPr>
                 <w:rFonts w:asciiTheme="minorHAnsi" w:eastAsia="PMingLiU" w:hAnsiTheme="minorHAnsi" w:cstheme="minorHAnsi"/>
-                <w:color w:val="000000" w:themeColor="text1"/>
+                <w:color w:val="000000"/>
                 <w:sz w:val="20"/>
                 <w:szCs w:val="22"/>
                 <w:lang w:val="es-ES"/>
@@ -1946,7 +1946,7 @@
               <w:jc w:val="left"/>
               <w:rPr>
                 <w:rFonts w:asciiTheme="minorHAnsi" w:eastAsia="PMingLiU" w:hAnsiTheme="minorHAnsi" w:cstheme="minorHAnsi"/>
-                <w:color w:val="000000" w:themeColor="text1"/>
+                <w:color w:val="000000"/>
                 <w:sz w:val="20"/>
                 <w:szCs w:val="22"/>
                 <w:lang w:val="es-ES"/>
@@ -1978,7 +1978,7 @@
               <w:jc w:val="left"/>
               <w:rPr>
                 <w:rFonts w:asciiTheme="minorHAnsi" w:eastAsia="Calibri" w:hAnsiTheme="minorHAnsi" w:cstheme="minorHAnsi"/>
-                <w:color w:val="000000" w:themeColor="text1"/>
+                <w:color w:val="000000"/>
                 <w:sz w:val="20"/>
                 <w:szCs w:val="22"/>
                 <w:lang w:val="es-ES"/>
@@ -2004,7 +2004,7 @@
               <w:jc w:val="left"/>
               <w:rPr>
                 <w:rFonts w:asciiTheme="minorHAnsi" w:eastAsia="Calibri" w:hAnsiTheme="minorHAnsi" w:cstheme="minorHAnsi"/>
-                <w:color w:val="000000" w:themeColor="text1"/>
+                <w:color w:val="000000"/>
                 <w:sz w:val="20"/>
                 <w:szCs w:val="22"/>
                 <w:lang w:val="es-ES"/>
@@ -2030,7 +2030,7 @@
               <w:jc w:val="left"/>
               <w:rPr>
                 <w:rFonts w:asciiTheme="minorHAnsi" w:eastAsia="PMingLiU" w:hAnsiTheme="minorHAnsi" w:cstheme="minorHAnsi"/>
-                <w:color w:val="000000" w:themeColor="text1"/>
+                <w:color w:val="000000"/>
                 <w:sz w:val="20"/>
                 <w:szCs w:val="22"/>
                 <w:lang w:val="es-ES"/>
@@ -2068,7 +2068,7 @@
               <w:jc w:val="left"/>
               <w:rPr>
                 <w:rFonts w:asciiTheme="minorHAnsi" w:eastAsia="PMingLiU" w:hAnsiTheme="minorHAnsi" w:cstheme="minorHAnsi"/>
-                <w:color w:val="000000" w:themeColor="text1"/>
+                <w:color w:val="000000"/>
                 <w:sz w:val="20"/>
                 <w:szCs w:val="22"/>
                 <w:lang w:val="es-ES"/>
@@ -2100,7 +2100,7 @@
               <w:jc w:val="left"/>
               <w:rPr>
                 <w:rFonts w:asciiTheme="minorHAnsi" w:eastAsia="Calibri" w:hAnsiTheme="minorHAnsi" w:cstheme="minorHAnsi"/>
-                <w:color w:val="000000" w:themeColor="text1"/>
+                <w:color w:val="000000"/>
                 <w:sz w:val="20"/>
                 <w:szCs w:val="22"/>
                 <w:lang w:val="es-ES"/>
@@ -2126,7 +2126,7 @@
               <w:jc w:val="left"/>
               <w:rPr>
                 <w:rFonts w:asciiTheme="minorHAnsi" w:eastAsia="Calibri" w:hAnsiTheme="minorHAnsi" w:cstheme="minorHAnsi"/>
-                <w:color w:val="000000" w:themeColor="text1"/>
+                <w:color w:val="000000"/>
                 <w:sz w:val="20"/>
                 <w:szCs w:val="22"/>
                 <w:lang w:val="es-ES"/>
@@ -2487,7 +2487,7 @@
               <w:jc w:val="left"/>
               <w:rPr>
                 <w:rFonts w:asciiTheme="minorHAnsi" w:eastAsia="PMingLiU" w:hAnsiTheme="minorHAnsi" w:cstheme="minorHAnsi"/>
-                <w:color w:val="000000" w:themeColor="text1"/>
+                <w:color w:val="000000"/>
                 <w:sz w:val="20"/>
                 <w:szCs w:val="22"/>
                 <w:lang w:val="es-ES"/>
@@ -2511,7 +2511,7 @@
               <w:jc w:val="left"/>
               <w:rPr>
                 <w:rFonts w:asciiTheme="minorHAnsi" w:eastAsia="PMingLiU" w:hAnsiTheme="minorHAnsi" w:cstheme="minorHAnsi"/>
-                <w:color w:val="000000" w:themeColor="text1"/>
+                <w:color w:val="000000"/>
                 <w:sz w:val="20"/>
                 <w:szCs w:val="22"/>
                 <w:lang w:val="es-ES"/>
@@ -2536,7 +2536,7 @@
               <w:jc w:val="left"/>
               <w:rPr>
                 <w:rFonts w:asciiTheme="minorHAnsi" w:hAnsiTheme="minorHAnsi" w:cstheme="minorHAnsi"/>
-                <w:color w:val="000000" w:themeColor="text1"/>
+                <w:color w:val="000000"/>
                 <w:sz w:val="20"/>
                 <w:szCs w:val="22"/>
                 <w:lang w:val="es-ES"/>
@@ -2562,7 +2562,7 @@
               <w:jc w:val="left"/>
               <w:rPr>
                 <w:rFonts w:asciiTheme="minorHAnsi" w:hAnsiTheme="minorHAnsi" w:cstheme="minorHAnsi"/>
-                <w:color w:val="000000" w:themeColor="text1"/>
+                <w:color w:val="000000"/>
                 <w:sz w:val="20"/>
                 <w:szCs w:val="22"/>
                 <w:lang w:val="es-ES"/>
@@ -2724,7 +2724,7 @@
       <w:r>
         <w:rPr>
           <w:rStyle w:val="normaltextrun"/>
-          <w:color w:val="0563C1"/>
+          <w:color w:val="000000"/>
           <w:szCs w:val="22"/>
           <w:u w:val="single"/>
           <w:shd w:val="clear" w:color="auto" w:fill="FFFFFF"/>
@@ -2745,7 +2745,7 @@
         <w:outlineLvl w:val="0"/>
         <w:rPr>
           <w:rFonts w:asciiTheme="minorHAnsi" w:eastAsia="Calibri" w:hAnsiTheme="minorHAnsi" w:cstheme="minorHAnsi"/>
-          <w:color w:val="000000" w:themeColor="text1"/>
+          <w:color w:val="000000"/>
           <w:szCs w:val="22"/>
           <w:lang w:val="es-ES"/>
         </w:rPr>
@@ -2764,7 +2764,7 @@
         <w:r>
           <w:rPr>
             <w:rStyle w:val="normaltextrun"/>
-            <w:color w:val="0563C1"/>
+            <w:color w:val="000000"/>
             <w:szCs w:val="22"/>
             <w:u w:val="single"/>
             <w:shd w:val="clear" w:color="auto" w:fill="FFFFFF"/>
@@ -2777,7 +2777,7 @@
         <w:rPr>
           <w:rStyle w:val="eop"/>
           <w:rFonts w:ascii="Calibri" w:hAnsi="Calibri" w:cs="Calibri"/>
-          <w:color w:val="1B6FB5"/>
+          <w:color w:val="000000"/>
           <w:sz w:val="20"/>
           <w:lang w:val="es-ES"/>
         </w:rPr>
@@ -3872,7 +3872,7 @@
         </w:numPr>
         <w:rPr>
           <w:rFonts w:ascii="Calibri" w:hAnsi="Calibri"/>
-          <w:color w:val="005828"/>
+          <w:color w:val="000000"/>
           <w:lang w:val="es-ES"/>
         </w:rPr>
       </w:pPr>
@@ -3893,7 +3893,7 @@
         </w:numPr>
         <w:rPr>
           <w:rFonts w:ascii="Calibri" w:hAnsi="Calibri"/>
-          <w:color w:val="005828"/>
+          <w:color w:val="000000"/>
           <w:lang w:val="es-ES"/>
         </w:rPr>
       </w:pPr>
@@ -3914,7 +3914,7 @@
         </w:numPr>
         <w:rPr>
           <w:rFonts w:ascii="Calibri" w:hAnsi="Calibri"/>
-          <w:color w:val="005828"/>
+          <w:color w:val="000000"/>
           <w:lang w:val="es-ES"/>
         </w:rPr>
       </w:pPr>
@@ -3935,7 +3935,7 @@
         </w:numPr>
         <w:rPr>
           <w:rFonts w:ascii="Calibri" w:hAnsi="Calibri"/>
-          <w:color w:val="005828"/>
+          <w:color w:val="000000"/>
           <w:lang w:val="es-ES"/>
         </w:rPr>
       </w:pPr>
@@ -3956,7 +3956,7 @@
         </w:numPr>
         <w:rPr>
           <w:rFonts w:ascii="Calibri" w:hAnsi="Calibri"/>
-          <w:color w:val="005828"/>
+          <w:color w:val="000000"/>
           <w:lang w:val="es-ES"/>
         </w:rPr>
       </w:pPr>
@@ -4068,7 +4068,7 @@
         </w:numPr>
         <w:rPr>
           <w:rFonts w:ascii="Calibri" w:hAnsi="Calibri"/>
-          <w:color w:val="005828"/>
+          <w:color w:val="000000"/>
           <w:lang w:val="es-ES"/>
         </w:rPr>
       </w:pPr>
@@ -4089,7 +4089,7 @@
         </w:numPr>
         <w:rPr>
           <w:rFonts w:ascii="Calibri" w:hAnsi="Calibri"/>
-          <w:color w:val="005828"/>
+          <w:color w:val="000000"/>
           <w:lang w:val="es-ES"/>
         </w:rPr>
       </w:pPr>
@@ -4110,7 +4110,7 @@
         </w:numPr>
         <w:rPr>
           <w:rFonts w:ascii="Calibri" w:hAnsi="Calibri"/>
-          <w:color w:val="005828"/>
+          <w:color w:val="000000"/>
           <w:lang w:val="es-ES"/>
         </w:rPr>
       </w:pPr>
@@ -4140,7 +4140,7 @@
         </w:numPr>
         <w:rPr>
           <w:rFonts w:ascii="Calibri" w:hAnsi="Calibri"/>
-          <w:color w:val="005828"/>
+          <w:color w:val="000000"/>
           <w:lang w:val="es-ES"/>
         </w:rPr>
       </w:pPr>
@@ -4177,7 +4177,7 @@
         </w:numPr>
         <w:rPr>
           <w:rFonts w:ascii="Calibri" w:hAnsi="Calibri"/>
-          <w:color w:val="005828"/>
+          <w:color w:val="000000"/>
           <w:lang w:val="es-ES"/>
         </w:rPr>
       </w:pPr>
@@ -4198,7 +4198,7 @@
         </w:numPr>
         <w:rPr>
           <w:rFonts w:ascii="Calibri" w:hAnsi="Calibri"/>
-          <w:color w:val="005828"/>
+          <w:color w:val="000000"/>
           <w:lang w:val="es-ES"/>
         </w:rPr>
       </w:pPr>
@@ -4219,7 +4219,7 @@
         </w:numPr>
         <w:rPr>
           <w:rFonts w:ascii="Calibri" w:hAnsi="Calibri"/>
-          <w:color w:val="005828"/>
+          <w:color w:val="000000"/>
           <w:lang w:val="es-ES"/>
         </w:rPr>
       </w:pPr>
@@ -4304,7 +4304,7 @@
         </w:numPr>
         <w:rPr>
           <w:rFonts w:ascii="Calibri" w:hAnsi="Calibri"/>
-          <w:color w:val="005828"/>
+          <w:color w:val="000000"/>
           <w:lang w:val="es-ES"/>
         </w:rPr>
       </w:pPr>
@@ -4334,7 +4334,7 @@
         </w:numPr>
         <w:rPr>
           <w:rFonts w:ascii="Calibri" w:hAnsi="Calibri"/>
-          <w:color w:val="005828"/>
+          <w:color w:val="000000"/>
           <w:lang w:val="es-ES"/>
         </w:rPr>
       </w:pPr>
@@ -4363,7 +4363,7 @@
         </w:numPr>
         <w:rPr>
           <w:rFonts w:ascii="Calibri" w:hAnsi="Calibri"/>
-          <w:color w:val="005828"/>
+          <w:color w:val="000000"/>
           <w:lang w:val="es-ES"/>
         </w:rPr>
       </w:pPr>
@@ -4392,7 +4392,7 @@
         </w:numPr>
         <w:rPr>
           <w:rFonts w:ascii="Calibri" w:hAnsi="Calibri"/>
-          <w:color w:val="005828"/>
+          <w:color w:val="000000"/>
           <w:lang w:val="es-ES"/>
         </w:rPr>
       </w:pPr>
@@ -4421,7 +4421,7 @@
         </w:numPr>
         <w:rPr>
           <w:rFonts w:ascii="Calibri" w:hAnsi="Calibri"/>
-          <w:color w:val="005828"/>
+          <w:color w:val="000000"/>
           <w:lang w:val="es-ES"/>
         </w:rPr>
       </w:pPr>
@@ -4450,7 +4450,7 @@
         </w:numPr>
         <w:rPr>
           <w:rFonts w:ascii="Calibri" w:hAnsi="Calibri"/>
-          <w:color w:val="005828"/>
+          <w:color w:val="000000"/>
           <w:lang w:val="es-ES"/>
         </w:rPr>
       </w:pPr>
@@ -4479,7 +4479,7 @@
         </w:numPr>
         <w:rPr>
           <w:rFonts w:ascii="Calibri" w:hAnsi="Calibri"/>
-          <w:color w:val="005828"/>
+          <w:color w:val="000000"/>
           <w:lang w:val="es-ES"/>
         </w:rPr>
       </w:pPr>
@@ -6710,7 +6710,7 @@
         </w:numPr>
         <w:rPr>
           <w:rFonts w:ascii="Calibri" w:hAnsi="Calibri"/>
-          <w:color w:val="005828"/>
+          <w:color w:val="000000"/>
           <w:lang w:val="es-ES"/>
         </w:rPr>
       </w:pPr>
@@ -6731,7 +6731,7 @@
         </w:numPr>
         <w:rPr>
           <w:rFonts w:ascii="Calibri" w:hAnsi="Calibri"/>
-          <w:color w:val="005828"/>
+          <w:color w:val="000000"/>
           <w:lang w:val="es-ES"/>
         </w:rPr>
       </w:pPr>
@@ -6784,7 +6784,7 @@
         </w:numPr>
         <w:rPr>
           <w:rFonts w:ascii="Calibri" w:hAnsi="Calibri"/>
-          <w:color w:val="005828"/>
+          <w:color w:val="000000"/>
           <w:lang w:val="es-ES"/>
         </w:rPr>
       </w:pPr>
@@ -6837,7 +6837,7 @@
         </w:numPr>
         <w:rPr>
           <w:rFonts w:ascii="Calibri" w:hAnsi="Calibri"/>
-          <w:color w:val="005828"/>
+          <w:color w:val="000000"/>
           <w:lang w:val="es-ES"/>
         </w:rPr>
       </w:pPr>
@@ -6858,7 +6858,7 @@
         </w:numPr>
         <w:rPr>
           <w:rFonts w:ascii="Calibri" w:hAnsi="Calibri"/>
-          <w:color w:val="005828"/>
+          <w:color w:val="000000"/>
           <w:lang w:val="es-ES"/>
         </w:rPr>
       </w:pPr>
@@ -6879,7 +6879,7 @@
         </w:numPr>
         <w:rPr>
           <w:rFonts w:ascii="Calibri" w:hAnsi="Calibri"/>
-          <w:color w:val="005828"/>
+          <w:color w:val="000000"/>
           <w:lang w:val="es-ES"/>
         </w:rPr>
       </w:pPr>
@@ -6950,7 +6950,7 @@
         </w:numPr>
         <w:rPr>
           <w:rFonts w:ascii="Calibri" w:hAnsi="Calibri"/>
-          <w:color w:val="005828"/>
+          <w:color w:val="000000"/>
           <w:lang w:val="es-ES"/>
         </w:rPr>
       </w:pPr>
@@ -7003,7 +7003,7 @@
         </w:numPr>
         <w:rPr>
           <w:rFonts w:ascii="Calibri" w:hAnsi="Calibri"/>
-          <w:color w:val="005828"/>
+          <w:color w:val="000000"/>
           <w:lang w:val="es-ES"/>
         </w:rPr>
       </w:pPr>
@@ -7024,7 +7024,7 @@
         </w:numPr>
         <w:rPr>
           <w:rFonts w:ascii="Calibri" w:hAnsi="Calibri"/>
-          <w:color w:val="005828"/>
+          <w:color w:val="000000"/>
           <w:lang w:val="es-ES"/>
         </w:rPr>
       </w:pPr>
@@ -7061,7 +7061,7 @@
         </w:numPr>
         <w:rPr>
           <w:rFonts w:ascii="Calibri" w:hAnsi="Calibri"/>
-          <w:color w:val="005828"/>
+          <w:color w:val="000000"/>
           <w:lang w:val="es-ES"/>
         </w:rPr>
       </w:pPr>
@@ -7114,7 +7114,7 @@
         </w:numPr>
         <w:rPr>
           <w:rFonts w:ascii="Calibri" w:hAnsi="Calibri"/>
-          <w:color w:val="005828"/>
+          <w:color w:val="000000"/>
           <w:lang w:val="es-ES"/>
         </w:rPr>
       </w:pPr>
@@ -7135,7 +7135,7 @@
         </w:numPr>
         <w:rPr>
           <w:rFonts w:ascii="Calibri" w:hAnsi="Calibri"/>
-          <w:color w:val="005828"/>
+          <w:color w:val="000000"/>
           <w:lang w:val="es-ES"/>
         </w:rPr>
       </w:pPr>
@@ -7172,7 +7172,7 @@
         </w:numPr>
         <w:rPr>
           <w:rFonts w:ascii="Calibri" w:hAnsi="Calibri"/>
-          <w:color w:val="005828"/>
+          <w:color w:val="000000"/>
           <w:lang w:val="es-ES"/>
         </w:rPr>
       </w:pPr>
@@ -7237,7 +7237,7 @@
         </w:numPr>
         <w:rPr>
           <w:rFonts w:ascii="Calibri" w:hAnsi="Calibri"/>
-          <w:color w:val="005828"/>
+          <w:color w:val="000000"/>
           <w:lang w:val="es-ES"/>
         </w:rPr>
       </w:pPr>
@@ -7314,7 +7314,7 @@
         </w:numPr>
         <w:rPr>
           <w:rFonts w:ascii="Calibri" w:hAnsi="Calibri"/>
-          <w:color w:val="005828"/>
+          <w:color w:val="000000"/>
           <w:lang w:val="es-ES"/>
         </w:rPr>
       </w:pPr>
@@ -7423,7 +7423,7 @@
         </w:numPr>
         <w:rPr>
           <w:rFonts w:ascii="Calibri" w:hAnsi="Calibri"/>
-          <w:color w:val="005828"/>
+          <w:color w:val="000000"/>
           <w:lang w:val="es-ES"/>
         </w:rPr>
       </w:pPr>
@@ -7452,7 +7452,7 @@
         </w:numPr>
         <w:rPr>
           <w:rFonts w:ascii="Calibri" w:hAnsi="Calibri"/>
-          <w:color w:val="005828"/>
+          <w:color w:val="000000"/>
           <w:lang w:val="es-ES"/>
         </w:rPr>
       </w:pPr>
@@ -7491,7 +7491,7 @@
         </w:numPr>
         <w:rPr>
           <w:rFonts w:ascii="Calibri" w:hAnsi="Calibri"/>
-          <w:color w:val="005828"/>
+          <w:color w:val="000000"/>
           <w:lang w:val="es-ES"/>
         </w:rPr>
       </w:pPr>
@@ -7538,7 +7538,7 @@
         </w:numPr>
         <w:rPr>
           <w:rFonts w:ascii="Calibri" w:hAnsi="Calibri"/>
-          <w:color w:val="005828"/>
+          <w:color w:val="000000"/>
           <w:lang w:val="es-ES"/>
         </w:rPr>
       </w:pPr>
@@ -7562,7 +7562,7 @@
       <w:pPr>
         <w:rPr>
           <w:rFonts w:ascii="Calibri" w:hAnsi="Calibri"/>
-          <w:color w:val="005828"/>
+          <w:color w:val="000000"/>
           <w:lang w:val="es-ES"/>
         </w:rPr>
       </w:pPr>
@@ -7571,7 +7571,7 @@
       <w:pPr>
         <w:rPr>
           <w:rFonts w:ascii="Calibri" w:hAnsi="Calibri"/>
-          <w:color w:val="005828"/>
+          <w:color w:val="000000"/>
           <w:lang w:val="es-ES"/>
         </w:rPr>
       </w:pPr>
@@ -7636,7 +7636,7 @@
         </w:numPr>
         <w:rPr>
           <w:rFonts w:ascii="Calibri" w:hAnsi="Calibri"/>
-          <w:color w:val="005828"/>
+          <w:color w:val="000000"/>
           <w:lang w:val="es-ES"/>
         </w:rPr>
       </w:pPr>
@@ -7657,7 +7657,7 @@
         </w:numPr>
         <w:rPr>
           <w:rFonts w:ascii="Calibri" w:hAnsi="Calibri"/>
-          <w:color w:val="005828"/>
+          <w:color w:val="000000"/>
           <w:lang w:val="es-ES"/>
         </w:rPr>
       </w:pPr>
@@ -7678,7 +7678,7 @@
         </w:numPr>
         <w:rPr>
           <w:rFonts w:ascii="Calibri" w:hAnsi="Calibri"/>
-          <w:color w:val="005828"/>
+          <w:color w:val="000000"/>
           <w:lang w:val="es-ES"/>
         </w:rPr>
       </w:pPr>
@@ -7731,7 +7731,7 @@
         </w:numPr>
         <w:rPr>
           <w:rFonts w:ascii="Calibri" w:hAnsi="Calibri"/>
-          <w:color w:val="005828"/>
+          <w:color w:val="000000"/>
           <w:lang w:val="es-ES"/>
         </w:rPr>
       </w:pPr>
@@ -7752,7 +7752,7 @@
         </w:numPr>
         <w:rPr>
           <w:rFonts w:ascii="Calibri" w:hAnsi="Calibri"/>
-          <w:color w:val="005828"/>
+          <w:color w:val="000000"/>
           <w:lang w:val="es-ES"/>
         </w:rPr>
       </w:pPr>
@@ -7773,7 +7773,7 @@
         </w:numPr>
         <w:rPr>
           <w:rFonts w:ascii="Calibri" w:hAnsi="Calibri"/>
-          <w:color w:val="005828"/>
+          <w:color w:val="000000"/>
           <w:lang w:val="es-ES"/>
         </w:rPr>
       </w:pPr>
@@ -7794,7 +7794,7 @@
         </w:numPr>
         <w:rPr>
           <w:rFonts w:ascii="Calibri" w:hAnsi="Calibri"/>
-          <w:color w:val="005828"/>
+          <w:color w:val="000000"/>
           <w:lang w:val="es-ES"/>
         </w:rPr>
       </w:pPr>
@@ -7824,7 +7824,7 @@
         </w:numPr>
         <w:rPr>
           <w:rFonts w:ascii="Calibri" w:hAnsi="Calibri"/>
-          <w:color w:val="005828"/>
+          <w:color w:val="000000"/>
           <w:lang w:val="es-ES"/>
         </w:rPr>
       </w:pPr>
@@ -7845,7 +7845,7 @@
         </w:numPr>
         <w:rPr>
           <w:rFonts w:ascii="Calibri" w:hAnsi="Calibri"/>
-          <w:color w:val="005828"/>
+          <w:color w:val="000000"/>
           <w:lang w:val="es-ES"/>
         </w:rPr>
       </w:pPr>
@@ -8164,7 +8164,7 @@
               <w:jc w:val="center"/>
               <w:rPr>
                 <w:rFonts w:ascii="Calibri" w:hAnsi="Calibri"/>
-                <w:color w:val="005828"/>
+                <w:color w:val="000000"/>
                 <w:lang w:val="es-ES"/>
               </w:rPr>
             </w:pPr>
@@ -8241,7 +8241,7 @@
               <w:jc w:val="center"/>
               <w:rPr>
                 <w:rFonts w:ascii="Calibri" w:hAnsi="Calibri"/>
-                <w:color w:val="005828"/>
+                <w:color w:val="000000"/>
                 <w:lang w:val="es-ES"/>
               </w:rPr>
             </w:pPr>
@@ -9508,7 +9508,7 @@
         </w:numPr>
         <w:rPr>
           <w:rFonts w:ascii="Calibri" w:hAnsi="Calibri"/>
-          <w:color w:val="005828"/>
+          <w:color w:val="000000"/>
           <w:lang w:val="es-ES"/>
         </w:rPr>
       </w:pPr>
@@ -9553,7 +9553,7 @@
         </w:numPr>
         <w:rPr>
           <w:rFonts w:ascii="Calibri" w:hAnsi="Calibri"/>
-          <w:color w:val="005828"/>
+          <w:color w:val="000000"/>
           <w:lang w:val="es-ES"/>
         </w:rPr>
       </w:pPr>
@@ -9582,7 +9582,7 @@
         </w:numPr>
         <w:rPr>
           <w:rFonts w:ascii="Calibri" w:hAnsi="Calibri"/>
-          <w:color w:val="005828"/>
+          <w:color w:val="000000"/>
           <w:lang w:val="es-ES"/>
         </w:rPr>
       </w:pPr>
@@ -9681,7 +9681,7 @@
         </w:numPr>
         <w:rPr>
           <w:rFonts w:ascii="Calibri" w:hAnsi="Calibri"/>
-          <w:color w:val="005828"/>
+          <w:color w:val="000000"/>
           <w:lang w:val="es-ES"/>
         </w:rPr>
       </w:pPr>
@@ -9774,7 +9774,7 @@
         </w:numPr>
         <w:rPr>
           <w:rFonts w:ascii="Calibri" w:hAnsi="Calibri"/>
-          <w:color w:val="005828"/>
+          <w:color w:val="000000"/>
           <w:lang w:val="es-ES"/>
         </w:rPr>
       </w:pPr>
@@ -9804,7 +9804,7 @@
         </w:numPr>
         <w:rPr>
           <w:rFonts w:ascii="Calibri" w:hAnsi="Calibri"/>
-          <w:color w:val="005828"/>
+          <w:color w:val="000000"/>
           <w:lang w:val="es-ES"/>
         </w:rPr>
       </w:pPr>
@@ -10162,7 +10162,7 @@
         </w:numPr>
         <w:rPr>
           <w:rFonts w:ascii="Calibri" w:hAnsi="Calibri"/>
-          <w:color w:val="005828"/>
+          <w:color w:val="000000"/>
           <w:lang w:val="es-ES"/>
         </w:rPr>
       </w:pPr>
@@ -10271,7 +10271,7 @@
         </w:numPr>
         <w:rPr>
           <w:rFonts w:ascii="Calibri" w:hAnsi="Calibri"/>
-          <w:color w:val="005828"/>
+          <w:color w:val="000000"/>
           <w:lang w:val="es-ES"/>
         </w:rPr>
       </w:pPr>
@@ -10382,7 +10382,7 @@
         </w:numPr>
         <w:rPr>
           <w:rFonts w:ascii="Calibri" w:hAnsi="Calibri"/>
-          <w:color w:val="005828"/>
+          <w:color w:val="000000"/>
           <w:lang w:val="es-ES"/>
         </w:rPr>
       </w:pPr>
@@ -10411,7 +10411,7 @@
         </w:numPr>
         <w:rPr>
           <w:rFonts w:ascii="Calibri" w:hAnsi="Calibri"/>
-          <w:color w:val="005828"/>
+          <w:color w:val="000000"/>
           <w:lang w:val="es-ES"/>
         </w:rPr>
       </w:pPr>
@@ -10440,7 +10440,7 @@
         </w:numPr>
         <w:rPr>
           <w:rFonts w:ascii="Calibri" w:hAnsi="Calibri"/>
-          <w:color w:val="005828"/>
+          <w:color w:val="000000"/>
           <w:lang w:val="es-ES"/>
         </w:rPr>
       </w:pPr>
@@ -10469,7 +10469,7 @@
         </w:numPr>
         <w:rPr>
           <w:rFonts w:ascii="Calibri" w:hAnsi="Calibri"/>
-          <w:color w:val="005828"/>
+          <w:color w:val="000000"/>
           <w:lang w:val="es-ES"/>
         </w:rPr>
       </w:pPr>
@@ -10498,7 +10498,7 @@
         </w:numPr>
         <w:rPr>
           <w:rFonts w:ascii="Calibri" w:hAnsi="Calibri"/>
-          <w:color w:val="005828"/>
+          <w:color w:val="000000"/>
           <w:lang w:val="es-ES"/>
         </w:rPr>
       </w:pPr>
@@ -10522,7 +10522,7 @@
       <w:pPr>
         <w:rPr>
           <w:rFonts w:ascii="Calibri" w:hAnsi="Calibri"/>
-          <w:color w:val="005828"/>
+          <w:color w:val="000000"/>
           <w:lang w:val="es-ES"/>
         </w:rPr>
       </w:pPr>
@@ -10531,7 +10531,7 @@
       <w:pPr>
         <w:rPr>
           <w:rFonts w:ascii="Calibri" w:hAnsi="Calibri"/>
-          <w:color w:val="005828"/>
+          <w:color w:val="000000"/>
           <w:lang w:val="es-ES"/>
         </w:rPr>
       </w:pPr>
@@ -10540,7 +10540,7 @@
       <w:pPr>
         <w:rPr>
           <w:rFonts w:ascii="Calibri" w:hAnsi="Calibri"/>
-          <w:color w:val="005828"/>
+          <w:color w:val="000000"/>
           <w:lang w:val="es-ES"/>
         </w:rPr>
       </w:pPr>
@@ -10771,7 +10771,7 @@
                 <w:rFonts w:ascii="Calibri" w:eastAsia="SimSun" w:hAnsi="Calibri"/>
                 <w:i/>
                 <w:iCs/>
-                <w:color w:val="1B6FB5"/>
+                <w:color w:val="000000"/>
                 <w:sz w:val="20"/>
                 <w:lang w:val="es-ES" w:eastAsia="zh-CN"/>
               </w:rPr>
@@ -10805,7 +10805,7 @@
                 <w:rFonts w:ascii="Calibri" w:eastAsia="SimSun" w:hAnsi="Calibri"/>
                 <w:i/>
                 <w:iCs/>
-                <w:color w:val="1B6FB5"/>
+                <w:color w:val="000000"/>
                 <w:sz w:val="20"/>
                 <w:lang w:val="es-ES" w:eastAsia="zh-CN"/>
               </w:rPr>
@@ -10881,7 +10881,7 @@
                 <w:rFonts w:ascii="Calibri" w:eastAsia="SimSun" w:hAnsi="Calibri"/>
                 <w:i/>
                 <w:iCs/>
-                <w:color w:val="1B6FB5"/>
+                <w:color w:val="000000"/>
                 <w:sz w:val="20"/>
                 <w:lang w:val="es-ES" w:eastAsia="zh-CN"/>
               </w:rPr>
@@ -10914,7 +10914,7 @@
                 <w:rFonts w:ascii="Calibri" w:eastAsia="SimSun" w:hAnsi="Calibri"/>
                 <w:i/>
                 <w:iCs/>
-                <w:color w:val="1B6FB5"/>
+                <w:color w:val="000000"/>
                 <w:sz w:val="20"/>
                 <w:lang w:val="es-ES" w:eastAsia="zh-CN"/>
               </w:rPr>
@@ -10978,7 +10978,7 @@
               <w:jc w:val="left"/>
               <w:rPr>
                 <w:rFonts w:ascii="Calibri" w:hAnsi="Calibri" w:cs="CG Times (W1)"/>
-                <w:color w:val="002060"/>
+                <w:color w:val="000000"/>
                 <w:kern w:val="2"/>
                 <w:u w:val="single"/>
                 <w:lang w:val="es-ES" w:eastAsia="ar-SA"/>
@@ -11010,7 +11010,7 @@
               <w:spacing w:before="60" w:after="60"/>
               <w:rPr>
                 <w:rFonts w:ascii="Calibri" w:hAnsi="Calibri" w:cs="CG Times (W1)"/>
-                <w:color w:val="002060"/>
+                <w:color w:val="000000"/>
                 <w:kern w:val="2"/>
                 <w:u w:val="single"/>
                 <w:lang w:val="es-ES" w:eastAsia="ar-SA"/>
@@ -11054,7 +11054,7 @@
                 <w:rFonts w:ascii="Calibri" w:eastAsia="SimSun" w:hAnsi="Calibri"/>
                 <w:i/>
                 <w:iCs/>
-                <w:color w:val="1B6FB5"/>
+                <w:color w:val="000000"/>
                 <w:sz w:val="20"/>
                 <w:lang w:val="es-ES" w:eastAsia="zh-CN"/>
               </w:rPr>
@@ -11087,7 +11087,7 @@
                 <w:rFonts w:ascii="Calibri" w:eastAsia="SimSun" w:hAnsi="Calibri"/>
                 <w:i/>
                 <w:iCs/>
-                <w:color w:val="1B6FB5"/>
+                <w:color w:val="000000"/>
                 <w:sz w:val="20"/>
                 <w:lang w:val="es-ES" w:eastAsia="zh-CN"/>
               </w:rPr>
@@ -11121,7 +11121,7 @@
                 <w:rFonts w:ascii="Calibri" w:eastAsia="SimSun" w:hAnsi="Calibri"/>
                 <w:i/>
                 <w:iCs/>
-                <w:color w:val="1B6FB5"/>
+                <w:color w:val="000000"/>
                 <w:sz w:val="20"/>
                 <w:lang w:val="es-ES" w:eastAsia="zh-CN"/>
               </w:rPr>
@@ -11193,7 +11193,7 @@
               <w:jc w:val="left"/>
               <w:rPr>
                 <w:rFonts w:asciiTheme="minorHAnsi" w:hAnsiTheme="minorHAnsi" w:cstheme="minorHAnsi"/>
-                <w:color w:val="005828"/>
+                <w:color w:val="000000"/>
                 <w:lang w:val="es-ES"/>
               </w:rPr>
             </w:pPr>
@@ -11290,7 +11290,7 @@
               <w:jc w:val="left"/>
               <w:rPr>
                 <w:rFonts w:asciiTheme="minorHAnsi" w:hAnsiTheme="minorHAnsi" w:cstheme="minorHAnsi"/>
-                <w:color w:val="005828"/>
+                <w:color w:val="000000"/>
                 <w:lang w:val="pt-PT"/>
               </w:rPr>
             </w:pPr>
@@ -11387,7 +11387,7 @@
               <w:jc w:val="left"/>
               <w:rPr>
                 <w:rFonts w:asciiTheme="minorHAnsi" w:hAnsiTheme="minorHAnsi" w:cstheme="minorHAnsi"/>
-                <w:color w:val="005828"/>
+                <w:color w:val="000000"/>
                 <w:lang w:val="es-ES"/>
               </w:rPr>
             </w:pPr>
@@ -11419,7 +11419,7 @@
                 <w:rFonts w:ascii="Calibri" w:eastAsia="SimSun" w:hAnsi="Calibri"/>
                 <w:i/>
                 <w:iCs/>
-                <w:color w:val="1B6FB5"/>
+                <w:color w:val="000000"/>
                 <w:sz w:val="20"/>
                 <w:lang w:val="es-ES" w:eastAsia="zh-CN"/>
               </w:rPr>
@@ -11482,7 +11482,7 @@
               <w:jc w:val="left"/>
               <w:rPr>
                 <w:rFonts w:asciiTheme="minorHAnsi" w:hAnsiTheme="minorHAnsi" w:cstheme="minorHAnsi"/>
-                <w:color w:val="005828"/>
+                <w:color w:val="000000"/>
                 <w:lang w:val="es-ES"/>
               </w:rPr>
             </w:pPr>
@@ -11514,7 +11514,7 @@
                 <w:rFonts w:ascii="Calibri" w:eastAsia="SimSun" w:hAnsi="Calibri"/>
                 <w:i/>
                 <w:iCs/>
-                <w:color w:val="1B6FB5"/>
+                <w:color w:val="000000"/>
                 <w:sz w:val="20"/>
                 <w:lang w:val="es-ES" w:eastAsia="zh-CN"/>
               </w:rPr>
@@ -11577,7 +11577,7 @@
               <w:jc w:val="left"/>
               <w:rPr>
                 <w:rFonts w:asciiTheme="minorHAnsi" w:hAnsiTheme="minorHAnsi" w:cstheme="minorHAnsi"/>
-                <w:color w:val="005828"/>
+                <w:color w:val="000000"/>
                 <w:lang w:val="en-US"/>
               </w:rPr>
             </w:pPr>
@@ -11617,7 +11617,7 @@
                 <w:rFonts w:ascii="Calibri" w:eastAsia="SimSun" w:hAnsi="Calibri"/>
                 <w:i/>
                 <w:iCs/>
-                <w:color w:val="1B6FB5"/>
+                <w:color w:val="000000"/>
                 <w:sz w:val="20"/>
                 <w:lang w:val="es-ES" w:eastAsia="zh-CN"/>
               </w:rPr>
@@ -11682,7 +11682,7 @@
                 <w:rFonts w:ascii="Calibri" w:eastAsia="SimSun" w:hAnsi="Calibri"/>
                 <w:i/>
                 <w:iCs/>
-                <w:color w:val="1B6FB5"/>
+                <w:color w:val="000000"/>
                 <w:sz w:val="20"/>
                 <w:lang w:val="en-US" w:eastAsia="zh-CN"/>
               </w:rPr>
@@ -11714,7 +11714,7 @@
                 <w:rFonts w:ascii="Calibri" w:eastAsia="SimSun" w:hAnsi="Calibri"/>
                 <w:i/>
                 <w:iCs/>
-                <w:color w:val="1B6FB5"/>
+                <w:color w:val="000000"/>
                 <w:sz w:val="20"/>
                 <w:lang w:val="es-ES" w:eastAsia="zh-CN"/>
               </w:rPr>
@@ -11748,7 +11748,7 @@
                 <w:rFonts w:ascii="Calibri" w:eastAsia="SimSun" w:hAnsi="Calibri"/>
                 <w:i/>
                 <w:iCs/>
-                <w:color w:val="1B6FB5"/>
+                <w:color w:val="000000"/>
                 <w:sz w:val="20"/>
                 <w:lang w:val="es-ES" w:eastAsia="zh-CN"/>
               </w:rPr>
@@ -11780,7 +11780,7 @@
                 <w:rFonts w:ascii="Calibri" w:eastAsia="SimSun" w:hAnsi="Calibri"/>
                 <w:i/>
                 <w:iCs/>
-                <w:color w:val="1B6FB5"/>
+                <w:color w:val="000000"/>
                 <w:sz w:val="20"/>
                 <w:lang w:val="en-US" w:eastAsia="zh-CN"/>
               </w:rPr>
@@ -11812,7 +11812,7 @@
                 <w:rFonts w:ascii="Calibri" w:eastAsia="SimSun" w:hAnsi="Calibri"/>
                 <w:i/>
                 <w:iCs/>
-                <w:color w:val="1B6FB5"/>
+                <w:color w:val="000000"/>
                 <w:sz w:val="20"/>
                 <w:lang w:val="es-ES" w:eastAsia="zh-CN"/>
               </w:rPr>
@@ -11886,7 +11886,7 @@
     <w:r>
       <w:rPr>
         <w:rFonts w:asciiTheme="minorHAnsi" w:hAnsiTheme="minorHAnsi" w:cstheme="minorHAnsi"/>
-        <w:color w:val="000000" w:themeColor="text1"/>
+        <w:color w:val="000000"/>
         <w:szCs w:val="16"/>
         <w:lang w:val="fr-BE"/>
       </w:rPr>
@@ -11896,7 +11896,7 @@
     <w:r>
       <w:rPr>
         <w:rFonts w:asciiTheme="minorHAnsi" w:hAnsiTheme="minorHAnsi" w:cstheme="minorHAnsi"/>
-        <w:color w:val="000000" w:themeColor="text1"/>
+        <w:color w:val="000000"/>
         <w:szCs w:val="16"/>
         <w:lang w:val="fr-BE"/>
       </w:rPr>
@@ -11907,7 +11907,7 @@
         <w:rPr>
           <w:rFonts w:asciiTheme="minorHAnsi" w:hAnsiTheme="minorHAnsi" w:cstheme="minorHAnsi"/>
           <w:bCs/>
-          <w:color w:val="984806"/>
+          <w:color w:val="000000"/>
           <w:szCs w:val="16"/>
           <w:lang w:val="es-ES"/>
         </w:rPr>
@@ -11938,7 +11938,7 @@
       <w:rPr>
         <w:rFonts w:asciiTheme="minorHAnsi" w:hAnsiTheme="minorHAnsi" w:cstheme="minorHAnsi"/>
         <w:bCs/>
-        <w:color w:val="1B6FB5"/>
+        <w:color w:val="000000"/>
         <w:lang w:val="fr-BE"/>
       </w:rPr>
       <w:t xml:space="preserve">                                      </w:t>
@@ -11947,7 +11947,7 @@
       <w:rPr>
         <w:rFonts w:asciiTheme="minorHAnsi" w:hAnsiTheme="minorHAnsi" w:cstheme="minorHAnsi"/>
         <w:bCs/>
-        <w:color w:val="1B6FB5"/>
+        <w:color w:val="000000"/>
         <w:lang w:val="fr-BE"/>
       </w:rPr>
       <w:t xml:space="preserve">           </w:t>
@@ -11956,7 +11956,7 @@
       <w:rPr>
         <w:rFonts w:asciiTheme="minorHAnsi" w:hAnsiTheme="minorHAnsi" w:cstheme="minorHAnsi"/>
         <w:bCs/>
-        <w:color w:val="1B6FB5"/>
+        <w:color w:val="000000"/>
         <w:lang w:val="fr-BE"/>
       </w:rPr>
       <w:t xml:space="preserve">    </w:t>
@@ -11965,7 +11965,7 @@
       <w:rPr>
         <w:rFonts w:asciiTheme="minorHAnsi" w:hAnsiTheme="minorHAnsi" w:cstheme="minorHAnsi"/>
         <w:bCs/>
-        <w:color w:val="1B6FB5"/>
+        <w:color w:val="000000"/>
         <w:lang w:val="fr-BE"/>
       </w:rPr>
       <w:t xml:space="preserve">                                     </w:t>
@@ -12063,7 +12063,7 @@
       <w:rPr>
         <w:rFonts w:asciiTheme="minorHAnsi" w:hAnsiTheme="minorHAnsi" w:cstheme="minorHAnsi"/>
         <w:bCs/>
-        <w:color w:val="1B6FB5"/>
+        <w:color w:val="000000"/>
         <w:lang w:val="fr-BE"/>
       </w:rPr>
       <w:tab/>
@@ -12098,7 +12098,7 @@
     <w:r>
       <w:rPr>
         <w:rFonts w:asciiTheme="minorHAnsi" w:hAnsiTheme="minorHAnsi" w:cstheme="minorHAnsi"/>
-        <w:color w:val="000000" w:themeColor="text1"/>
+        <w:color w:val="000000"/>
         <w:szCs w:val="16"/>
         <w:lang w:val="fr-BE"/>
       </w:rPr>
@@ -12107,7 +12107,7 @@
     <w:r>
       <w:rPr>
         <w:rFonts w:asciiTheme="minorHAnsi" w:eastAsia="PMingLiU" w:hAnsiTheme="minorHAnsi" w:cstheme="minorHAnsi"/>
-        <w:color w:val="1B6FB5"/>
+        <w:color w:val="000000"/>
         <w:szCs w:val="16"/>
         <w:lang w:val="fr-BE"/>
       </w:rPr>
@@ -12117,7 +12117,7 @@
       <w:sdtPr>
         <w:rPr>
           <w:rFonts w:asciiTheme="minorHAnsi" w:eastAsia="PMingLiU" w:hAnsiTheme="minorHAnsi" w:cstheme="minorHAnsi"/>
-          <w:color w:val="984806"/>
+          <w:color w:val="000000"/>
           <w:szCs w:val="16"/>
           <w:lang w:val="fr-BE"/>
         </w:rPr>
@@ -12142,7 +12142,7 @@
     <w:r>
       <w:rPr>
         <w:rFonts w:asciiTheme="minorHAnsi" w:eastAsia="PMingLiU" w:hAnsiTheme="minorHAnsi" w:cstheme="minorHAnsi"/>
-        <w:color w:val="1B6FB5"/>
+        <w:color w:val="000000"/>
         <w:szCs w:val="16"/>
         <w:lang w:val="fr-BE"/>
       </w:rPr>
@@ -12229,7 +12229,7 @@
     </w:pPr>
     <w:r>
       <w:rPr>
-        <w:color w:val="1B6FB5"/>
+        <w:color w:val="000000"/>
         <w:sz w:val="20"/>
         <w:lang w:val="es"/>
       </w:rPr>
@@ -12239,7 +12239,7 @@
       <w:sdtPr>
         <w:rPr>
           <w:rFonts w:asciiTheme="minorHAnsi" w:eastAsia="PMingLiU" w:hAnsiTheme="minorHAnsi" w:cstheme="minorHAnsi"/>
-          <w:color w:val="984806"/>
+          <w:color w:val="000000"/>
           <w:sz w:val="18"/>
           <w:szCs w:val="18"/>
           <w:lang w:val="es-ES"/>
@@ -17576,7 +17576,7 @@
     <w:name w:val="FollowedHyperlink"/>
     <w:basedOn w:val="Fuentedeprrafopredeter"/>
     <w:rPr>
-      <w:color w:val="800080"/>
+      <w:color w:val="000000"/>
       <w:u w:val="single"/>
     </w:rPr>
   </w:style>
@@ -17608,7 +17608,7 @@
     <w:aliases w:val="Hyperlink - Header"/>
     <w:basedOn w:val="Fuentedeprrafopredeter"/>
     <w:rPr>
-      <w:color w:val="0000FF"/>
+      <w:color w:val="000000"/>
       <w:u w:val="single"/>
     </w:rPr>
   </w:style>
@@ -17955,7 +17955,7 @@
       <w:i/>
       <w:iCs/>
       <w:vanish/>
-      <w:color w:val="0000FF"/>
+      <w:color w:val="000000"/>
       <w:lang w:val="en-GB" w:eastAsia="en-US" w:bidi="ar-SA"/>
     </w:rPr>
   </w:style>
@@ -17984,7 +17984,7 @@
       <w:i/>
       <w:iCs/>
       <w:vanish/>
-      <w:color w:val="0000FF"/>
+      <w:color w:val="000000"/>
       <w:sz w:val="20"/>
     </w:rPr>
   </w:style>
@@ -18222,7 +18222,7 @@
       <w:rFonts w:eastAsia="SimSun"/>
       <w:i/>
       <w:iCs/>
-      <w:color w:val="0000FF"/>
+      <w:color w:val="000000"/>
       <w:sz w:val="24"/>
       <w:lang w:val="fr-BE" w:eastAsia="zh-CN"/>
     </w:rPr>
@@ -18235,7 +18235,7 @@
       <w:rFonts w:eastAsia="SimSun"/>
       <w:i/>
       <w:iCs/>
-      <w:color w:val="0000FF"/>
+      <w:color w:val="000000"/>
       <w:sz w:val="24"/>
       <w:lang w:val="fr-BE" w:eastAsia="zh-CN"/>
     </w:rPr>
